--- a/docs/Learning.docx
+++ b/docs/Learning.docx
@@ -60,7 +60,39 @@
         <w:t>Layout Systems</w:t>
       </w:r>
     </w:p>
-    <w:p/>
+    <w:p>
+      <w:proofErr w:type="spellStart"/>
+      <w:r>
+        <w:t>Boostrap</w:t>
+      </w:r>
+      <w:proofErr w:type="spellEnd"/>
+      <w:r>
+        <w:t xml:space="preserve"> uses a grid system </w:t>
+      </w:r>
+      <w:proofErr w:type="spellStart"/>
+      <w:r>
+        <w:t>e.g</w:t>
+      </w:r>
+      <w:proofErr w:type="spellEnd"/>
+      <w:r>
+        <w:t xml:space="preserve"> class ‘container’ = centers the contents and adds space</w:t>
+      </w:r>
+    </w:p>
+    <w:p>
+      <w:proofErr w:type="spellStart"/>
+      <w:r>
+        <w:t>ms</w:t>
+      </w:r>
+      <w:proofErr w:type="spellEnd"/>
+      <w:r>
+        <w:t xml:space="preserve"> – margin left</w:t>
+      </w:r>
+    </w:p>
+    <w:p>
+      <w:r>
+        <w:t>me – margin e</w:t>
+      </w:r>
+    </w:p>
     <w:sectPr>
       <w:headerReference w:type="default" r:id="rId6"/>
       <w:pgSz w:w="12240" w:h="15840"/>
